--- a/documentacion/TAD.docx
+++ b/documentacion/TAD.docx
@@ -365,13 +365,7 @@
         <w:t>Entero. Retorna la cantidad total de cartas en la pila.</w:t>
       </w:r>
     </w:p>
-    <w:p>
-      <w:r>
-        <w:pict w14:anchorId="4A69642F">
-          <v:rect id="_x0000_i1066" style="width:0;height:1.5pt" o:hralign="center" o:hrstd="t" o:hr="t" fillcolor="#a0a0a0" stroked="f"/>
-        </w:pict>
-      </w:r>
-    </w:p>
+    <w:p/>
     <w:p>
       <w:pPr>
         <w:rPr>
@@ -805,13 +799,7 @@
         <w:t>: Ordenamiento avanzado y recursivo de la lista (utilizado cuando ocurre un FLIP masivo).</w:t>
       </w:r>
     </w:p>
-    <w:p>
-      <w:r>
-        <w:pict w14:anchorId="483530E5">
-          <v:rect id="_x0000_i1067" style="width:0;height:1.5pt" o:hralign="center" o:hrstd="t" o:hr="t" fillcolor="#a0a0a0" stroked="f"/>
-        </w:pict>
-      </w:r>
-    </w:p>
+    <w:p/>
     <w:p>
       <w:pPr>
         <w:rPr>
@@ -1049,13 +1037,7 @@
         <w:t xml:space="preserve"> es Falso).</w:t>
       </w:r>
     </w:p>
-    <w:p>
-      <w:r>
-        <w:pict w14:anchorId="3BA1A885">
-          <v:rect id="_x0000_i1068" style="width:0;height:1.5pt" o:hralign="center" o:hrstd="t" o:hr="t" fillcolor="#a0a0a0" stroked="f"/>
-        </w:pict>
-      </w:r>
-    </w:p>
+    <w:p/>
     <w:p>
       <w:pPr>
         <w:rPr>
@@ -1373,6 +1355,307 @@
       </w:r>
     </w:p>
     <w:p/>
+    <w:p/>
+    <w:p>
+      <w:pPr>
+        <w:jc w:val="both"/>
+        <w:rPr>
+          <w:b/>
+          <w:bCs/>
+        </w:rPr>
+      </w:pPr>
+      <w:r>
+        <w:rPr>
+          <w:b/>
+          <w:bCs/>
+        </w:rPr>
+        <w:t>Análisis de Complejidad (Notación Big-O)</w:t>
+      </w:r>
+    </w:p>
+    <w:p>
+      <w:pPr>
+        <w:jc w:val="both"/>
+      </w:pPr>
+      <w:r>
+        <w:t>A continuación, se detalla el costo computacional de las operaciones críticas del sistema, considerando las estructuras de datos dinámicas implementadas:</w:t>
+      </w:r>
+    </w:p>
+    <w:p>
+      <w:pPr>
+        <w:jc w:val="both"/>
+        <w:rPr>
+          <w:b/>
+          <w:bCs/>
+        </w:rPr>
+      </w:pPr>
+      <w:r>
+        <w:rPr>
+          <w:b/>
+          <w:bCs/>
+        </w:rPr>
+        <w:t>1. Barajar el Mazo (</w:t>
+      </w:r>
+      <w:proofErr w:type="spellStart"/>
+      <w:r>
+        <w:rPr>
+          <w:b/>
+          <w:bCs/>
+        </w:rPr>
+        <w:t>Shuffling</w:t>
+      </w:r>
+      <w:proofErr w:type="spellEnd"/>
+      <w:r>
+        <w:rPr>
+          <w:b/>
+          <w:bCs/>
+        </w:rPr>
+        <w:t>)</w:t>
+      </w:r>
+    </w:p>
+    <w:p>
+      <w:pPr>
+        <w:jc w:val="both"/>
+      </w:pPr>
+      <w:r>
+        <w:t>Para la mezcla de cartas (ya sea al generar el mazo inicial o al reabastecerlo desde la pila de descarte), el sistema procesa los elementos de la Pila (Stack).</w:t>
+      </w:r>
+    </w:p>
+    <w:p>
+      <w:pPr>
+        <w:numPr>
+          <w:ilvl w:val="0"/>
+          <w:numId w:val="6"/>
+        </w:numPr>
+        <w:jc w:val="both"/>
+      </w:pPr>
+      <w:r>
+        <w:rPr>
+          <w:b/>
+          <w:bCs/>
+        </w:rPr>
+        <w:t>Complejidad de Tiempo:</w:t>
+      </w:r>
+      <w:r>
+        <w:t xml:space="preserve"> </w:t>
+      </w:r>
+      <w:r>
+        <w:rPr>
+          <w:i/>
+          <w:iCs/>
+        </w:rPr>
+        <w:t>O(N)</w:t>
+      </w:r>
+      <w:r>
+        <w:t xml:space="preserve"> — </w:t>
+      </w:r>
+      <w:r>
+        <w:rPr>
+          <w:i/>
+          <w:iCs/>
+        </w:rPr>
+        <w:t>Tiempo Lineal</w:t>
+      </w:r>
+    </w:p>
+    <w:p>
+      <w:pPr>
+        <w:numPr>
+          <w:ilvl w:val="0"/>
+          <w:numId w:val="6"/>
+        </w:numPr>
+        <w:jc w:val="both"/>
+      </w:pPr>
+      <w:r>
+        <w:rPr>
+          <w:b/>
+          <w:bCs/>
+        </w:rPr>
+        <w:t>Explicación:</w:t>
+      </w:r>
+      <w:r>
+        <w:t xml:space="preserve"> Donde </w:t>
+      </w:r>
+      <w:r>
+        <w:rPr>
+          <w:i/>
+          <w:iCs/>
+        </w:rPr>
+        <w:t>N</w:t>
+      </w:r>
+      <w:r>
+        <w:t xml:space="preserve"> es la cantidad de cartas a barajar. El algoritmo debe extraer las cartas, aplicar una iteración para intercambiar aleatoriamente las posiciones (típicamente mediante una variante del algoritmo de Fisher-Yates) y volver a apilarlas. Como visita cada carta un número constante de veces, el tiempo de ejecución crece de forma directamente proporcional al tamaño del mazo.</w:t>
+      </w:r>
+    </w:p>
+    <w:p>
+      <w:pPr>
+        <w:jc w:val="both"/>
+        <w:rPr>
+          <w:b/>
+          <w:bCs/>
+        </w:rPr>
+      </w:pPr>
+      <w:r>
+        <w:rPr>
+          <w:b/>
+          <w:bCs/>
+        </w:rPr>
+        <w:t>2. Buscar/Acceder a una Carta en la Mano</w:t>
+      </w:r>
+    </w:p>
+    <w:p>
+      <w:pPr>
+        <w:jc w:val="both"/>
+      </w:pPr>
+      <w:r>
+        <w:lastRenderedPageBreak/>
+        <w:t>La mano de cada jugador está implementada mediante una Lista Doblemente Enlazada (</w:t>
+      </w:r>
+      <w:proofErr w:type="spellStart"/>
+      <w:r>
+        <w:t>DLinkedList</w:t>
+      </w:r>
+      <w:proofErr w:type="spellEnd"/>
+      <w:r>
+        <w:t>).</w:t>
+      </w:r>
+    </w:p>
+    <w:p>
+      <w:pPr>
+        <w:numPr>
+          <w:ilvl w:val="0"/>
+          <w:numId w:val="7"/>
+        </w:numPr>
+        <w:jc w:val="both"/>
+      </w:pPr>
+      <w:r>
+        <w:rPr>
+          <w:b/>
+          <w:bCs/>
+        </w:rPr>
+        <w:t>Complejidad de Tiempo:</w:t>
+      </w:r>
+      <w:r>
+        <w:t xml:space="preserve"> </w:t>
+      </w:r>
+      <w:r>
+        <w:rPr>
+          <w:i/>
+          <w:iCs/>
+        </w:rPr>
+        <w:t>O(M)</w:t>
+      </w:r>
+      <w:r>
+        <w:t xml:space="preserve">— </w:t>
+      </w:r>
+      <w:r>
+        <w:rPr>
+          <w:i/>
+          <w:iCs/>
+        </w:rPr>
+        <w:t>Tiempo Lineal</w:t>
+      </w:r>
+    </w:p>
+    <w:p>
+      <w:pPr>
+        <w:numPr>
+          <w:ilvl w:val="0"/>
+          <w:numId w:val="7"/>
+        </w:numPr>
+        <w:jc w:val="both"/>
+      </w:pPr>
+      <w:r>
+        <w:rPr>
+          <w:b/>
+          <w:bCs/>
+        </w:rPr>
+        <w:t>Explicación:</w:t>
+      </w:r>
+      <w:r>
+        <w:t xml:space="preserve"> Donde M es la cantidad de cartas actuales en la mano del jugador. A diferencia de un arreglo convencional que permite acceso directo en tiempo </w:t>
+      </w:r>
+      <w:proofErr w:type="gramStart"/>
+      <w:r>
+        <w:t>O(</w:t>
+      </w:r>
+      <w:proofErr w:type="gramEnd"/>
+      <w:r>
+        <w:t>1), la lista enlazada requiere recorrer los nodos secuencialmente a través de los punteros (</w:t>
+      </w:r>
+      <w:proofErr w:type="spellStart"/>
+      <w:r>
+        <w:t>next</w:t>
+      </w:r>
+      <w:proofErr w:type="spellEnd"/>
+      <w:r>
+        <w:t>).</w:t>
+      </w:r>
+    </w:p>
+    <w:p>
+      <w:pPr>
+        <w:numPr>
+          <w:ilvl w:val="1"/>
+          <w:numId w:val="7"/>
+        </w:numPr>
+        <w:jc w:val="both"/>
+      </w:pPr>
+      <w:r>
+        <w:rPr>
+          <w:b/>
+          <w:bCs/>
+        </w:rPr>
+        <w:t>Mejor caso:</w:t>
+      </w:r>
+      <w:r>
+        <w:t xml:space="preserve"> </w:t>
+      </w:r>
+      <w:proofErr w:type="gramStart"/>
+      <w:r>
+        <w:rPr>
+          <w:i/>
+          <w:iCs/>
+        </w:rPr>
+        <w:t>O(</w:t>
+      </w:r>
+      <w:proofErr w:type="gramEnd"/>
+      <w:r>
+        <w:rPr>
+          <w:i/>
+          <w:iCs/>
+        </w:rPr>
+        <w:t>1)</w:t>
+      </w:r>
+      <w:r>
+        <w:t xml:space="preserve"> si la carta elegida es la primera de la lista.</w:t>
+      </w:r>
+    </w:p>
+    <w:p>
+      <w:pPr>
+        <w:numPr>
+          <w:ilvl w:val="1"/>
+          <w:numId w:val="7"/>
+        </w:numPr>
+        <w:jc w:val="both"/>
+      </w:pPr>
+      <w:r>
+        <w:rPr>
+          <w:b/>
+          <w:bCs/>
+        </w:rPr>
+        <w:t>Peor caso:</w:t>
+      </w:r>
+      <w:r>
+        <w:t xml:space="preserve"> </w:t>
+      </w:r>
+      <w:r>
+        <w:rPr>
+          <w:i/>
+          <w:iCs/>
+        </w:rPr>
+        <w:t>O(M)</w:t>
+      </w:r>
+      <w:r>
+        <w:t xml:space="preserve"> si el jugador elige la última carta, o si el sistema debe escanear toda la mano (por ejemplo, al verificar colores ocultos durante el desafío del +4), obligando al motor a saltar nodo por nodo hasta el final.</w:t>
+      </w:r>
+    </w:p>
     <w:sectPr>
       <w:pgSz w:w="12240" w:h="15840"/>
       <w:pgMar w:top="1417" w:right="1701" w:bottom="1417" w:left="1701" w:header="708" w:footer="708" w:gutter="0"/>
@@ -1386,6 +1669,155 @@
 <file path=word/numbering.xml><?xml version="1.0" encoding="utf-8"?>
 <w:numbering xmlns:wpc="http://schemas.microsoft.com/office/word/2010/wordprocessingCanvas" xmlns:cx="http://schemas.microsoft.com/office/drawing/2014/chartex" xmlns:cx1="http://schemas.microsoft.com/office/drawing/2015/9/8/chartex" xmlns:cx2="http://schemas.microsoft.com/office/drawing/2015/10/21/chartex" xmlns:cx3="http://schemas.microsoft.com/office/drawing/2016/5/9/chartex" xmlns:cx4="http://schemas.microsoft.com/office/drawing/2016/5/10/chartex" xmlns:cx5="http://schemas.microsoft.com/office/drawing/2016/5/11/chartex" xmlns:cx6="http://schemas.microsoft.com/office/drawing/2016/5/12/chartex" xmlns:cx7="http://schemas.microsoft.com/office/drawing/2016/5/13/chartex" xmlns:cx8="http://schemas.microsoft.com/office/drawing/2016/5/14/chartex" xmlns:mc="http://schemas.openxmlformats.org/markup-compatibility/2006" xmlns:aink="http://schemas.microsoft.com/office/drawing/2016/ink" xmlns:am3d="http://schemas.microsoft.com/office/drawing/2017/model3d" xmlns:o="urn:schemas-microsoft-com:office:office" xmlns:oel="http://schemas.microsoft.com/office/2019/extlst" xmlns:r="http://schemas.openxmlformats.org/officeDocument/2006/relationships" xmlns:m="http://schemas.openxmlformats.org/officeDocument/2006/math" xmlns:v="urn:schemas-microsoft-com:vml" xmlns:wp14="http://schemas.microsoft.com/office/word/2010/wordprocessingDrawing" xmlns:wp="http://schemas.openxmlformats.org/drawingml/2006/wordprocessingDrawing" xmlns:w10="urn:schemas-microsoft-com:office:word" xmlns:w="http://schemas.openxmlformats.org/wordprocessingml/2006/main" xmlns:w14="http://schemas.microsoft.com/office/word/2010/wordml" xmlns:w15="http://schemas.microsoft.com/office/word/2012/wordml" xmlns:w16cex="http://schemas.microsoft.com/office/word/2018/wordml/cex" xmlns:w16cid="http://schemas.microsoft.com/office/word/2016/wordml/cid" xmlns:w16="http://schemas.microsoft.com/office/word/2018/wordml" xmlns:w16du="http://schemas.microsoft.com/office/word/2023/wordml/word16du" xmlns:w16sdtdh="http://schemas.microsoft.com/office/word/2020/wordml/sdtdatahash" xmlns:w16sdtfl="http://schemas.microsoft.com/office/word/2024/wordml/sdtformatlock" xmlns:w16se="http://schemas.microsoft.com/office/word/2015/wordml/symex" xmlns:wpg="http://schemas.microsoft.com/office/word/2010/wordprocessingGroup" xmlns:wpi="http://schemas.microsoft.com/office/word/2010/wordprocessingInk" xmlns:wne="http://schemas.microsoft.com/office/word/2006/wordml" xmlns:wps="http://schemas.microsoft.com/office/word/2010/wordprocessingShape" mc:Ignorable="w14 w15 w16se w16cid w16 w16cex w16sdtdh w16sdtfl w16du wp14">
   <w:abstractNum w:abstractNumId="0" w15:restartNumberingAfterBreak="0">
+    <w:nsid w:val="3C2A4773"/>
+    <w:multiLevelType w:val="multilevel"/>
+    <w:tmpl w:val="7A522BC2"/>
+    <w:lvl w:ilvl="0">
+      <w:start w:val="1"/>
+      <w:numFmt w:val="bullet"/>
+      <w:lvlText w:val=""/>
+      <w:lvlJc w:val="left"/>
+      <w:pPr>
+        <w:tabs>
+          <w:tab w:val="num" w:pos="720"/>
+        </w:tabs>
+        <w:ind w:left="720" w:hanging="360"/>
+      </w:pPr>
+      <w:rPr>
+        <w:rFonts w:ascii="Symbol" w:hAnsi="Symbol" w:hint="default"/>
+        <w:sz w:val="20"/>
+      </w:rPr>
+    </w:lvl>
+    <w:lvl w:ilvl="1" w:tentative="1">
+      <w:start w:val="1"/>
+      <w:numFmt w:val="bullet"/>
+      <w:lvlText w:val="o"/>
+      <w:lvlJc w:val="left"/>
+      <w:pPr>
+        <w:tabs>
+          <w:tab w:val="num" w:pos="1440"/>
+        </w:tabs>
+        <w:ind w:left="1440" w:hanging="360"/>
+      </w:pPr>
+      <w:rPr>
+        <w:rFonts w:ascii="Courier New" w:hAnsi="Courier New" w:hint="default"/>
+        <w:sz w:val="20"/>
+      </w:rPr>
+    </w:lvl>
+    <w:lvl w:ilvl="2" w:tentative="1">
+      <w:start w:val="1"/>
+      <w:numFmt w:val="bullet"/>
+      <w:lvlText w:val=""/>
+      <w:lvlJc w:val="left"/>
+      <w:pPr>
+        <w:tabs>
+          <w:tab w:val="num" w:pos="2160"/>
+        </w:tabs>
+        <w:ind w:left="2160" w:hanging="360"/>
+      </w:pPr>
+      <w:rPr>
+        <w:rFonts w:ascii="Wingdings" w:hAnsi="Wingdings" w:hint="default"/>
+        <w:sz w:val="20"/>
+      </w:rPr>
+    </w:lvl>
+    <w:lvl w:ilvl="3" w:tentative="1">
+      <w:start w:val="1"/>
+      <w:numFmt w:val="bullet"/>
+      <w:lvlText w:val=""/>
+      <w:lvlJc w:val="left"/>
+      <w:pPr>
+        <w:tabs>
+          <w:tab w:val="num" w:pos="2880"/>
+        </w:tabs>
+        <w:ind w:left="2880" w:hanging="360"/>
+      </w:pPr>
+      <w:rPr>
+        <w:rFonts w:ascii="Wingdings" w:hAnsi="Wingdings" w:hint="default"/>
+        <w:sz w:val="20"/>
+      </w:rPr>
+    </w:lvl>
+    <w:lvl w:ilvl="4" w:tentative="1">
+      <w:start w:val="1"/>
+      <w:numFmt w:val="bullet"/>
+      <w:lvlText w:val=""/>
+      <w:lvlJc w:val="left"/>
+      <w:pPr>
+        <w:tabs>
+          <w:tab w:val="num" w:pos="3600"/>
+        </w:tabs>
+        <w:ind w:left="3600" w:hanging="360"/>
+      </w:pPr>
+      <w:rPr>
+        <w:rFonts w:ascii="Wingdings" w:hAnsi="Wingdings" w:hint="default"/>
+        <w:sz w:val="20"/>
+      </w:rPr>
+    </w:lvl>
+    <w:lvl w:ilvl="5" w:tentative="1">
+      <w:start w:val="1"/>
+      <w:numFmt w:val="bullet"/>
+      <w:lvlText w:val=""/>
+      <w:lvlJc w:val="left"/>
+      <w:pPr>
+        <w:tabs>
+          <w:tab w:val="num" w:pos="4320"/>
+        </w:tabs>
+        <w:ind w:left="4320" w:hanging="360"/>
+      </w:pPr>
+      <w:rPr>
+        <w:rFonts w:ascii="Wingdings" w:hAnsi="Wingdings" w:hint="default"/>
+        <w:sz w:val="20"/>
+      </w:rPr>
+    </w:lvl>
+    <w:lvl w:ilvl="6" w:tentative="1">
+      <w:start w:val="1"/>
+      <w:numFmt w:val="bullet"/>
+      <w:lvlText w:val=""/>
+      <w:lvlJc w:val="left"/>
+      <w:pPr>
+        <w:tabs>
+          <w:tab w:val="num" w:pos="5040"/>
+        </w:tabs>
+        <w:ind w:left="5040" w:hanging="360"/>
+      </w:pPr>
+      <w:rPr>
+        <w:rFonts w:ascii="Wingdings" w:hAnsi="Wingdings" w:hint="default"/>
+        <w:sz w:val="20"/>
+      </w:rPr>
+    </w:lvl>
+    <w:lvl w:ilvl="7" w:tentative="1">
+      <w:start w:val="1"/>
+      <w:numFmt w:val="bullet"/>
+      <w:lvlText w:val=""/>
+      <w:lvlJc w:val="left"/>
+      <w:pPr>
+        <w:tabs>
+          <w:tab w:val="num" w:pos="5760"/>
+        </w:tabs>
+        <w:ind w:left="5760" w:hanging="360"/>
+      </w:pPr>
+      <w:rPr>
+        <w:rFonts w:ascii="Wingdings" w:hAnsi="Wingdings" w:hint="default"/>
+        <w:sz w:val="20"/>
+      </w:rPr>
+    </w:lvl>
+    <w:lvl w:ilvl="8" w:tentative="1">
+      <w:start w:val="1"/>
+      <w:numFmt w:val="bullet"/>
+      <w:lvlText w:val=""/>
+      <w:lvlJc w:val="left"/>
+      <w:pPr>
+        <w:tabs>
+          <w:tab w:val="num" w:pos="6480"/>
+        </w:tabs>
+        <w:ind w:left="6480" w:hanging="360"/>
+      </w:pPr>
+      <w:rPr>
+        <w:rFonts w:ascii="Wingdings" w:hAnsi="Wingdings" w:hint="default"/>
+        <w:sz w:val="20"/>
+      </w:rPr>
+    </w:lvl>
+  </w:abstractNum>
+  <w:abstractNum w:abstractNumId="1" w15:restartNumberingAfterBreak="0">
     <w:nsid w:val="4DB858F3"/>
     <w:multiLevelType w:val="multilevel"/>
     <w:tmpl w:val="68C018CA"/>
@@ -1534,7 +1966,7 @@
       </w:rPr>
     </w:lvl>
   </w:abstractNum>
-  <w:abstractNum w:abstractNumId="1" w15:restartNumberingAfterBreak="0">
+  <w:abstractNum w:abstractNumId="2" w15:restartNumberingAfterBreak="0">
     <w:nsid w:val="4FF10BCE"/>
     <w:multiLevelType w:val="multilevel"/>
     <w:tmpl w:val="0BE0E08E"/>
@@ -1651,7 +2083,7 @@
       </w:pPr>
     </w:lvl>
   </w:abstractNum>
-  <w:abstractNum w:abstractNumId="2" w15:restartNumberingAfterBreak="0">
+  <w:abstractNum w:abstractNumId="3" w15:restartNumberingAfterBreak="0">
     <w:nsid w:val="5AB51EE1"/>
     <w:multiLevelType w:val="multilevel"/>
     <w:tmpl w:val="8C340B66"/>
@@ -1800,7 +2232,156 @@
       </w:rPr>
     </w:lvl>
   </w:abstractNum>
-  <w:abstractNum w:abstractNumId="3" w15:restartNumberingAfterBreak="0">
+  <w:abstractNum w:abstractNumId="4" w15:restartNumberingAfterBreak="0">
+    <w:nsid w:val="618B6D8D"/>
+    <w:multiLevelType w:val="multilevel"/>
+    <w:tmpl w:val="357E71BE"/>
+    <w:lvl w:ilvl="0">
+      <w:start w:val="1"/>
+      <w:numFmt w:val="bullet"/>
+      <w:lvlText w:val=""/>
+      <w:lvlJc w:val="left"/>
+      <w:pPr>
+        <w:tabs>
+          <w:tab w:val="num" w:pos="720"/>
+        </w:tabs>
+        <w:ind w:left="720" w:hanging="360"/>
+      </w:pPr>
+      <w:rPr>
+        <w:rFonts w:ascii="Symbol" w:hAnsi="Symbol" w:hint="default"/>
+        <w:sz w:val="20"/>
+      </w:rPr>
+    </w:lvl>
+    <w:lvl w:ilvl="1">
+      <w:start w:val="1"/>
+      <w:numFmt w:val="bullet"/>
+      <w:lvlText w:val="o"/>
+      <w:lvlJc w:val="left"/>
+      <w:pPr>
+        <w:tabs>
+          <w:tab w:val="num" w:pos="1440"/>
+        </w:tabs>
+        <w:ind w:left="1440" w:hanging="360"/>
+      </w:pPr>
+      <w:rPr>
+        <w:rFonts w:ascii="Courier New" w:hAnsi="Courier New" w:hint="default"/>
+        <w:sz w:val="20"/>
+      </w:rPr>
+    </w:lvl>
+    <w:lvl w:ilvl="2" w:tentative="1">
+      <w:start w:val="1"/>
+      <w:numFmt w:val="bullet"/>
+      <w:lvlText w:val=""/>
+      <w:lvlJc w:val="left"/>
+      <w:pPr>
+        <w:tabs>
+          <w:tab w:val="num" w:pos="2160"/>
+        </w:tabs>
+        <w:ind w:left="2160" w:hanging="360"/>
+      </w:pPr>
+      <w:rPr>
+        <w:rFonts w:ascii="Wingdings" w:hAnsi="Wingdings" w:hint="default"/>
+        <w:sz w:val="20"/>
+      </w:rPr>
+    </w:lvl>
+    <w:lvl w:ilvl="3" w:tentative="1">
+      <w:start w:val="1"/>
+      <w:numFmt w:val="bullet"/>
+      <w:lvlText w:val=""/>
+      <w:lvlJc w:val="left"/>
+      <w:pPr>
+        <w:tabs>
+          <w:tab w:val="num" w:pos="2880"/>
+        </w:tabs>
+        <w:ind w:left="2880" w:hanging="360"/>
+      </w:pPr>
+      <w:rPr>
+        <w:rFonts w:ascii="Wingdings" w:hAnsi="Wingdings" w:hint="default"/>
+        <w:sz w:val="20"/>
+      </w:rPr>
+    </w:lvl>
+    <w:lvl w:ilvl="4" w:tentative="1">
+      <w:start w:val="1"/>
+      <w:numFmt w:val="bullet"/>
+      <w:lvlText w:val=""/>
+      <w:lvlJc w:val="left"/>
+      <w:pPr>
+        <w:tabs>
+          <w:tab w:val="num" w:pos="3600"/>
+        </w:tabs>
+        <w:ind w:left="3600" w:hanging="360"/>
+      </w:pPr>
+      <w:rPr>
+        <w:rFonts w:ascii="Wingdings" w:hAnsi="Wingdings" w:hint="default"/>
+        <w:sz w:val="20"/>
+      </w:rPr>
+    </w:lvl>
+    <w:lvl w:ilvl="5" w:tentative="1">
+      <w:start w:val="1"/>
+      <w:numFmt w:val="bullet"/>
+      <w:lvlText w:val=""/>
+      <w:lvlJc w:val="left"/>
+      <w:pPr>
+        <w:tabs>
+          <w:tab w:val="num" w:pos="4320"/>
+        </w:tabs>
+        <w:ind w:left="4320" w:hanging="360"/>
+      </w:pPr>
+      <w:rPr>
+        <w:rFonts w:ascii="Wingdings" w:hAnsi="Wingdings" w:hint="default"/>
+        <w:sz w:val="20"/>
+      </w:rPr>
+    </w:lvl>
+    <w:lvl w:ilvl="6" w:tentative="1">
+      <w:start w:val="1"/>
+      <w:numFmt w:val="bullet"/>
+      <w:lvlText w:val=""/>
+      <w:lvlJc w:val="left"/>
+      <w:pPr>
+        <w:tabs>
+          <w:tab w:val="num" w:pos="5040"/>
+        </w:tabs>
+        <w:ind w:left="5040" w:hanging="360"/>
+      </w:pPr>
+      <w:rPr>
+        <w:rFonts w:ascii="Wingdings" w:hAnsi="Wingdings" w:hint="default"/>
+        <w:sz w:val="20"/>
+      </w:rPr>
+    </w:lvl>
+    <w:lvl w:ilvl="7" w:tentative="1">
+      <w:start w:val="1"/>
+      <w:numFmt w:val="bullet"/>
+      <w:lvlText w:val=""/>
+      <w:lvlJc w:val="left"/>
+      <w:pPr>
+        <w:tabs>
+          <w:tab w:val="num" w:pos="5760"/>
+        </w:tabs>
+        <w:ind w:left="5760" w:hanging="360"/>
+      </w:pPr>
+      <w:rPr>
+        <w:rFonts w:ascii="Wingdings" w:hAnsi="Wingdings" w:hint="default"/>
+        <w:sz w:val="20"/>
+      </w:rPr>
+    </w:lvl>
+    <w:lvl w:ilvl="8" w:tentative="1">
+      <w:start w:val="1"/>
+      <w:numFmt w:val="bullet"/>
+      <w:lvlText w:val=""/>
+      <w:lvlJc w:val="left"/>
+      <w:pPr>
+        <w:tabs>
+          <w:tab w:val="num" w:pos="6480"/>
+        </w:tabs>
+        <w:ind w:left="6480" w:hanging="360"/>
+      </w:pPr>
+      <w:rPr>
+        <w:rFonts w:ascii="Wingdings" w:hAnsi="Wingdings" w:hint="default"/>
+        <w:sz w:val="20"/>
+      </w:rPr>
+    </w:lvl>
+  </w:abstractNum>
+  <w:abstractNum w:abstractNumId="5" w15:restartNumberingAfterBreak="0">
     <w:nsid w:val="70123AA4"/>
     <w:multiLevelType w:val="multilevel"/>
     <w:tmpl w:val="BCC8B98E"/>
@@ -1949,7 +2530,7 @@
       </w:rPr>
     </w:lvl>
   </w:abstractNum>
-  <w:abstractNum w:abstractNumId="4" w15:restartNumberingAfterBreak="0">
+  <w:abstractNum w:abstractNumId="6" w15:restartNumberingAfterBreak="0">
     <w:nsid w:val="7FAF1F0D"/>
     <w:multiLevelType w:val="multilevel"/>
     <w:tmpl w:val="B6E26EA2"/>
@@ -2099,19 +2680,25 @@
     </w:lvl>
   </w:abstractNum>
   <w:num w:numId="1" w16cid:durableId="1060052362">
+    <w:abstractNumId w:val="1"/>
+  </w:num>
+  <w:num w:numId="2" w16cid:durableId="2040661572">
+    <w:abstractNumId w:val="5"/>
+  </w:num>
+  <w:num w:numId="3" w16cid:durableId="1324814215">
+    <w:abstractNumId w:val="6"/>
+  </w:num>
+  <w:num w:numId="4" w16cid:durableId="1461649776">
+    <w:abstractNumId w:val="3"/>
+  </w:num>
+  <w:num w:numId="5" w16cid:durableId="903217857">
+    <w:abstractNumId w:val="2"/>
+  </w:num>
+  <w:num w:numId="6" w16cid:durableId="311255619">
     <w:abstractNumId w:val="0"/>
   </w:num>
-  <w:num w:numId="2" w16cid:durableId="2040661572">
-    <w:abstractNumId w:val="3"/>
-  </w:num>
-  <w:num w:numId="3" w16cid:durableId="1324814215">
+  <w:num w:numId="7" w16cid:durableId="1885024048">
     <w:abstractNumId w:val="4"/>
-  </w:num>
-  <w:num w:numId="4" w16cid:durableId="1461649776">
-    <w:abstractNumId w:val="2"/>
-  </w:num>
-  <w:num w:numId="5" w16cid:durableId="903217857">
-    <w:abstractNumId w:val="1"/>
   </w:num>
 </w:numbering>
 </file>
